--- a/output/docx/es/BUFRCREX_TableB_es_30.docx
+++ b/output/docx/es/BUFRCREX_TableB_es_30.docx
@@ -2182,7 +2182,7 @@
           <w:i/>
           <w:sz w:val="14"/>
         </w:rPr>
-        <w:t>Note 92: Para distinguir claramente los casos de datos faltantes y de píxeles saturados, los datos de imagen de n bits deberían cifrarse utilizando una anchura de datos de n + 1. Si tal descriptor no está disponible ya en la Clase 30, debería utilizarse un descriptor de operación 2 01 YYY para modificar la anchura de datos de la entrada existente, si fuese necesario. I.2 – BUFR/CREX Tabla B/30 – 1</w:t>
+        <w:t>Note B92: Para distinguir claramente los casos de datos faltantes y de píxeles saturados, los datos de imagen de n bits deberían cifrarse utilizando una anchura de datos de n + 1. Si tal descriptor no está disponible ya en la Clase 30, debería utilizarse un descriptor de operación 2 01 YYY para modificar la anchura de datos de la entrada existente, si fuese necesario. I.2 – BUFR/CREX Tabla B/30 – 1</w:t>
       </w:r>
     </w:p>
     <w:p>
@@ -2192,7 +2192,7 @@
           <w:i/>
           <w:sz w:val="14"/>
         </w:rPr>
-        <w:t>Note 115: La anchura de datos de los píxeles puede cambiarse mediante el descriptor 2 01 YYY.</w:t>
+        <w:t>Note B115: La anchura de datos de los píxeles puede cambiarse mediante el descriptor 2 01 YYY.</w:t>
       </w:r>
     </w:p>
     <w:sectPr>
